--- a/01_最终提交/作业封面和评分表.docx
+++ b/01_最终提交/作业封面和评分表.docx
@@ -696,8 +696,6 @@
         </w:rPr>
         <w:t xml:space="preserve"> 日        </w:t>
       </w:r>
-      <w:bookmarkStart w:id="1" w:name="_GoBack"/>
-      <w:bookmarkEnd w:id="1"/>
     </w:p>
     <w:p>
       <w:pPr>
@@ -970,14 +968,6 @@
         <w:gridCol w:w="1087"/>
       </w:tblGrid>
       <w:tr>
-        <w:tblPrEx>
-          <w:tblCellMar>
-            <w:top w:w="0" w:type="dxa"/>
-            <w:left w:w="108" w:type="dxa"/>
-            <w:bottom w:w="0" w:type="dxa"/>
-            <w:right w:w="108" w:type="dxa"/>
-          </w:tblCellMar>
-        </w:tblPrEx>
         <w:trPr>
           <w:trHeight w:val="205" w:hRule="atLeast"/>
           <w:jc w:val="center"/>
@@ -1341,14 +1331,6 @@
         </w:tc>
       </w:tr>
       <w:tr>
-        <w:tblPrEx>
-          <w:tblCellMar>
-            <w:top w:w="0" w:type="dxa"/>
-            <w:left w:w="108" w:type="dxa"/>
-            <w:bottom w:w="0" w:type="dxa"/>
-            <w:right w:w="108" w:type="dxa"/>
-          </w:tblCellMar>
-        </w:tblPrEx>
         <w:trPr>
           <w:trHeight w:val="220" w:hRule="atLeast"/>
           <w:jc w:val="center"/>
@@ -1579,14 +1561,6 @@
         </w:tc>
       </w:tr>
       <w:tr>
-        <w:tblPrEx>
-          <w:tblCellMar>
-            <w:top w:w="0" w:type="dxa"/>
-            <w:left w:w="108" w:type="dxa"/>
-            <w:bottom w:w="0" w:type="dxa"/>
-            <w:right w:w="108" w:type="dxa"/>
-          </w:tblCellMar>
-        </w:tblPrEx>
         <w:trPr>
           <w:trHeight w:val="220" w:hRule="atLeast"/>
           <w:jc w:val="center"/>
@@ -1676,14 +1650,6 @@
         </w:tc>
       </w:tr>
       <w:tr>
-        <w:tblPrEx>
-          <w:tblCellMar>
-            <w:top w:w="0" w:type="dxa"/>
-            <w:left w:w="108" w:type="dxa"/>
-            <w:bottom w:w="0" w:type="dxa"/>
-            <w:right w:w="108" w:type="dxa"/>
-          </w:tblCellMar>
-        </w:tblPrEx>
         <w:trPr>
           <w:trHeight w:val="220" w:hRule="atLeast"/>
           <w:jc w:val="center"/>
@@ -1855,14 +1821,6 @@
         </w:tc>
       </w:tr>
       <w:tr>
-        <w:tblPrEx>
-          <w:tblCellMar>
-            <w:top w:w="0" w:type="dxa"/>
-            <w:left w:w="108" w:type="dxa"/>
-            <w:bottom w:w="0" w:type="dxa"/>
-            <w:right w:w="108" w:type="dxa"/>
-          </w:tblCellMar>
-        </w:tblPrEx>
         <w:trPr>
           <w:trHeight w:val="720" w:hRule="atLeast"/>
           <w:jc w:val="center"/>
@@ -2086,14 +2044,6 @@
         </w:tc>
       </w:tr>
       <w:tr>
-        <w:tblPrEx>
-          <w:tblCellMar>
-            <w:top w:w="0" w:type="dxa"/>
-            <w:left w:w="108" w:type="dxa"/>
-            <w:bottom w:w="0" w:type="dxa"/>
-            <w:right w:w="108" w:type="dxa"/>
-          </w:tblCellMar>
-        </w:tblPrEx>
         <w:trPr>
           <w:trHeight w:val="940" w:hRule="atLeast"/>
           <w:jc w:val="center"/>
@@ -2317,14 +2267,6 @@
         </w:tc>
       </w:tr>
       <w:tr>
-        <w:tblPrEx>
-          <w:tblCellMar>
-            <w:top w:w="0" w:type="dxa"/>
-            <w:left w:w="108" w:type="dxa"/>
-            <w:bottom w:w="0" w:type="dxa"/>
-            <w:right w:w="108" w:type="dxa"/>
-          </w:tblCellMar>
-        </w:tblPrEx>
         <w:trPr>
           <w:trHeight w:val="1155" w:hRule="atLeast"/>
           <w:jc w:val="center"/>
@@ -2584,14 +2526,6 @@
         </w:tc>
       </w:tr>
       <w:tr>
-        <w:tblPrEx>
-          <w:tblCellMar>
-            <w:top w:w="0" w:type="dxa"/>
-            <w:left w:w="108" w:type="dxa"/>
-            <w:bottom w:w="0" w:type="dxa"/>
-            <w:right w:w="108" w:type="dxa"/>
-          </w:tblCellMar>
-        </w:tblPrEx>
         <w:trPr>
           <w:trHeight w:val="1080" w:hRule="atLeast"/>
           <w:jc w:val="center"/>
@@ -2815,14 +2749,6 @@
         </w:tc>
       </w:tr>
       <w:tr>
-        <w:tblPrEx>
-          <w:tblCellMar>
-            <w:top w:w="0" w:type="dxa"/>
-            <w:left w:w="108" w:type="dxa"/>
-            <w:bottom w:w="0" w:type="dxa"/>
-            <w:right w:w="108" w:type="dxa"/>
-          </w:tblCellMar>
-        </w:tblPrEx>
         <w:trPr>
           <w:trHeight w:val="2068" w:hRule="atLeast"/>
           <w:jc w:val="center"/>
@@ -3088,8 +3014,8 @@
         <w:widowControl/>
         <w:ind w:firstLine="5320" w:firstLineChars="1900"/>
         <w:rPr>
-          <w:rFonts w:hint="eastAsia" w:ascii="宋体" w:hAnsi="宋体" w:eastAsia="等线" w:cs="宋体"/>
-          <w:kern w:val="0"/>
+          <w:sz w:val="21"/>
+          <w:szCs w:val="21"/>
         </w:rPr>
       </w:pPr>
       <w:r>
@@ -3126,28 +3052,8 @@
         </w:rPr>
         <w:t xml:space="preserve">    </w:t>
       </w:r>
-    </w:p>
-    <w:p>
-      <w:pPr>
-        <w:wordWrap w:val="0"/>
-        <w:spacing w:line="440" w:lineRule="exact"/>
-        <w:jc w:val="left"/>
-        <w:rPr>
-          <w:sz w:val="21"/>
-          <w:szCs w:val="21"/>
-        </w:rPr>
-      </w:pPr>
-    </w:p>
-    <w:p>
-      <w:pPr>
-        <w:wordWrap w:val="0"/>
-        <w:spacing w:line="440" w:lineRule="exact"/>
-        <w:jc w:val="left"/>
-        <w:rPr>
-          <w:sz w:val="21"/>
-          <w:szCs w:val="21"/>
-        </w:rPr>
-      </w:pPr>
+      <w:bookmarkStart w:id="1" w:name="_GoBack"/>
+      <w:bookmarkEnd w:id="1"/>
     </w:p>
     <w:sectPr>
       <w:footerReference r:id="rId3" w:type="default"/>
@@ -4058,7 +3964,7 @@
 </file>
 
 <file path=customXml/item2.xml><?xml version="1.0" encoding="utf-8"?>
-<b:Sources xmlns:b="http://schemas.openxmlformats.org/officeDocument/2006/bibliography" xmlns="http://schemas.openxmlformats.org/officeDocument/2006/bibliography" SelectedStyle="\APASixthEditionOfficeOnline.xsl" StyleName="APA" Version="6"/>
+<b:Sources xmlns:b="http://schemas.openxmlformats.org/officeDocument/2006/bibliography" xmlns="http://schemas.openxmlformats.org/officeDocument/2006/bibliography" Version="6" SelectedStyle="\APASixthEditionOfficeOnline.xsl" StyleName="APA"/>
 </file>
 
 <file path=customXml/itemProps1.xml><?xml version="1.0" encoding="utf-8"?>
